--- a/eng/docx/24.content.docx
+++ b/eng/docx/24.content.docx
@@ -136,13 +136,6 @@
         <w:rPr>
           <w:lang w:val="en_US" w:bidi="en_US"/>
         </w:rPr>
-      </w:r>
-      <w:r>
-        <w:rPr>
-          <w:i/>
-          <w:lang w:val="en_US" w:bidi="en_US"/>
-        </w:rPr>
-        <w:t>Jeremiah 1:1, Jeremiah 1:2, Jeremiah 1:5, Jeremiah 1:6, Jeremiah 1:7, Jeremiah 1:8, Jeremiah 1:9, Jeremiah 1:11, Jeremiah 1:12, Jeremiah 1:14, Jeremiah 1:15, Jeremiah 1:16, Jeremiah 1:19, Jeremiah 2:2, Jeremiah 2:3, Jeremiah 2:4–5, Jeremiah 2:7, Jeremiah 2:8, Jeremiah 2:11, Jeremiah 2:13, Jeremiah 2:15, Jeremiah 2:15 (#2), Jeremiah 2:20, Jeremiah 2:23–24, Jeremiah 2:26–28, Jeremiah 2:29, Jeremiah 2:30, Jeremiah 2:34, Jeremiah 2:35, Jeremiah 3:1, Jeremiah 3:3–5, Jeremiah 3:6, Jeremiah 3:8, Jeremiah 3:8–10, Jeremiah 3:12, Jeremiah 3:13, Jeremiah 3:15, Jeremiah 3:16, Jeremiah 3:17, Jeremiah 3:18, Jeremiah 3:19, Jeremiah 3:21, Jeremiah 3:24, Jeremiah 3:25, Jeremiah 4:1, Jeremiah 4:4–6, Jeremiah 4:7, Jeremiah 4:8, Jeremiah 4:9, Jeremiah 4:14, Jeremiah 4:16, Jeremiah 4:19, Jeremiah 4:22, Jeremiah 4:26, Jeremiah 4:29, Jeremiah 4:30, Jeremiah 4:31, Jeremiah 5:1, Jeremiah 5:3, Jeremiah 5:4, Jeremiah 5:5, Jeremiah 5:6, Jeremiah 5:12, Jeremiah 5:15, Jeremiah 5:17, Jeremiah 5:19, Jeremiah 5:21, Jeremiah 5:23, Jeremiah 5:27–28, Jeremiah 5:29, Jeremiah 5:31, Jeremiah 6:2, Jeremiah 6:4–5, Jeremiah 6:6, Jeremiah 6:8, Jeremiah 6:9, Jeremiah 6:12, Jeremiah 6:15, Jeremiah 6:19, Jeremiah 6:20, Jeremiah 6:21, Jeremiah 6:22, Jeremiah 6:26, Jeremiah 6:27, Jeremiah 6:28, Jeremiah 7:3–4, Jeremiah 7:5–7, Jeremiah 7:5–7 (#2), Jeremiah 7:10, Jeremiah 7:12–14, Jeremiah 7:16, Jeremiah 7:18, Jeremiah 7:23, Jeremiah 7:26, Jeremiah 7:28, Jeremiah 7:29, Jeremiah 7:31, Jeremiah 7:33, Jeremiah 7:34, Jeremiah 8:1, Jeremiah 8:3, Jeremiah 8:4, Jeremiah 8:6, Jeremiah 8:7, Jeremiah 8:8, Jeremiah 8:10, Jeremiah 8:12, Jeremiah 8:13, Jeremiah 8:14, Jeremiah 8:16, Jeremiah 8:17, Jeremiah 8:18, Jeremiah 8:19, Jeremiah 9:1, Jeremiah 9:1 (#2), Jeremiah 9:2, Jeremiah 9:3, Jeremiah 9:4, Jeremiah 9:5, Jeremiah 9:8, Jeremiah 9:10, Jeremiah 9:11, Jeremiah 9:12, Jeremiah 9:13, Jeremiah 9:16, Jeremiah 9:17–18, Jeremiah 9:19, Jeremiah 9:20, Jeremiah 9:21, Jeremiah 9:22, Jeremiah 9:23, Jeremiah 9:24, Jeremiah 9:26, Jeremiah 10:1–2, Jeremiah 10:3, Jeremiah 10:5, Jeremiah 10:5 (#2), Jeremiah 10:6, Jeremiah 10:11, Jeremiah 10:12, Jeremiah 10:14–15, Jeremiah 10:17, Jeremiah 10:20, Jeremiah 10:21, Jeremiah 10:22, Jeremiah 10:24, Jeremiah 10:25, Jeremiah 10:25 (#2), Jeremiah 11:1, Jeremiah 11:3, Jeremiah 11:4, Jeremiah 11:4 (#2), Jeremiah 11:5, Jeremiah 11:7–8, Jeremiah 11:10, Jeremiah 11:11, Jeremiah 11:13, Jeremiah 11:14, Jeremiah 11:15, Jeremiah 11:17, Jeremiah 11:20, Jeremiah 11:21, Jeremiah 11:22, Jeremiah 12:1–2, Jeremiah 12:3, Jeremiah 12:4, Jeremiah 12:6, Jeremiah 12:7, Jeremiah 12:10–11, Jeremiah 12:12, Jeremiah 12:13, Jeremiah 12:15, Jeremiah 12:16, Jeremiah 12:17, Jeremiah 13:1–4, Jeremiah 13:7, Jeremiah 13:10, Jeremiah 13:11, Jeremiah 13:14, Jeremiah 13:14 (#2), Jeremiah 13:16, Jeremiah 13:18, Jeremiah 13:21, Jeremiah 13:22, Jeremiah 13:27, Jeremiah 14:3, Jeremiah 14:4–6, Jeremiah 14:8, Jeremiah 14:11, Jeremiah 14:14, Jeremiah 14:16, Jeremiah 14:18, Jeremiah 14:18 (#2), Jeremiah 14:20, Jeremiah 14:22, Jeremiah 15:1, Jeremiah 15:2, Jeremiah 15:3, Jeremiah 15:5, Jeremiah 15:6, Jeremiah 15:9, Jeremiah 15:11, Jeremiah 15:13, Jeremiah 15:16, Jeremiah 15:19, Jeremiah 15:21, Jeremiah 16:2, Jeremiah 16:3–4, Jeremiah 16:4, Jeremiah 16:5–6, Jeremiah 16:9, Jeremiah 16:10, Jeremiah 16:12, Jeremiah 16:18, Jeremiah 16:19, Jeremiah 17:1, Jeremiah 17:2, Jeremiah 17:4, Jeremiah 17:5, Jeremiah 17:9, Jeremiah 17:13, Jeremiah 17:16, Jeremiah 17:19, Jeremiah 17:21, Jeremiah 17:25, Jeremiah 17:27, Jeremiah 18:2, Jeremiah 18:4, Jeremiah 18:8, Jeremiah 18:10, Jeremiah 18:11, Jeremiah 18:12, Jeremiah 18:15, Jeremiah 18:16, Jeremiah 18:18, Jeremiah 18:20, Jeremiah 18:21, Jeremiah 19:1, Jeremiah 19:3, Jeremiah 19:4, Jeremiah 19:5, Jeremiah 19:6, Jeremiah 19:10, Jeremiah 19:13, Jeremiah 19:14–15, Jeremiah 20:1–2, Jeremiah 20:4, Jeremiah 20:5, Jeremiah 20:7–9, Jeremiah 20:8, Jeremiah 20:10–11, Jeremiah 20:12–13, Jeremiah 20:14, Jeremiah 21:1–2, Jeremiah 21:1–2 (#2), Jeremiah 21:3–5, Jeremiah 21:6–7, Jeremiah 21:8–9, Jeremiah 21:8–10, Jeremiah 21:11–12, Jeremiah 21:13–14, Jeremiah 21:13–14 (#2), Jeremiah 22:1–3, Jeremiah 22:5, Jeremiah 22:6–7, Jeremiah 22:8–9, Jeremiah 22:10, Jeremiah 22:15–16, Jeremiah 22:17, Jeremiah 22:19, Jeremiah 22:21, Jeremiah 22:22, Jeremiah 22:24–26, Jeremiah 22:30, Jeremiah 23:1–2, Jeremiah 23:3–4, Jeremiah 23:5–6, Jeremiah 23:7–8, Jeremiah 23:9, Jeremiah 23:11–12, Jeremiah 23:13–14, Jeremiah 23:15, Jeremiah 23:16–17, Jeremiah 23:19, Jeremiah 23:21–22, Jeremiah 23:23–24, Jeremiah 23:25–27, Jeremiah 23:28–29, Jeremiah 23:31–32, Jeremiah 23:33, Jeremiah 23:34, Jeremiah 23:35–36, Jeremiah 23:37–38, Jeremiah 23:39–40, Jeremiah 24:1–3, Jeremiah 24:4–5, Jeremiah 24:6, Jeremiah 24:8, Jeremiah 24:8–10, Jeremiah 25:1–2, Jeremiah 25:3, Jeremiah 25:3–4, Jeremiah 25:5–6, Jeremiah 25:7–9, Jeremiah 25:10–11, Jeremiah 25:12–14, Jeremiah 25:15–16, Jeremiah 25:17–18, Jeremiah 25:26, Jeremiah 25:27–29, Jeremiah 25:32–33, Jeremiah 25:34–36, Jeremiah 25:37–38, Jeremiah 26:1–2, Jeremiah 26:3, Jeremiah 26:4–6, Jeremiah 26:7–9, Jeremiah 26:10–12, Jeremiah 26:13–15, Jeremiah 26:16–17, Jeremiah 26:18, Jeremiah 26:20, Jeremiah 26:21, Jeremiah 26:22–23, Jeremiah 26:24, Jeremiah 27:1–2, Jeremiah 27:5–7, Jeremiah 27:8, Jeremiah 27:9–10, Jeremiah 27:11, Jeremiah 27:12, Jeremiah 27:14–15, Jeremiah 27:16–17, Jeremiah 27:19–20, Jeremiah 27:21–22, Jeremiah 28:1–2, Jeremiah 28:9, Jeremiah 28:10–11, Jeremiah 28:12–14, Jeremiah 28:15–17, Jeremiah 29:1, Jeremiah 29:7, Jeremiah 29:8–9, Jeremiah 29:10–11, Jeremiah 29:12–14, Jeremiah 29:16–17, Jeremiah 29:20–21, Jeremiah 29:22, Jeremiah 29:23, Jeremiah 29:24, Jeremiah 29:25, Jeremiah 29:26, Jeremiah 29:28, Jeremiah 29:31–32, Jeremiah 30:1–3, Jeremiah 30:4–5, Jeremiah 30:6–7, Jeremiah 30:8–9, Jeremiah 30:10, Jeremiah 30:12–13, Jeremiah 30:14–15, Jeremiah 30:16–17, Jeremiah 30:17, Jeremiah 30:19, Jeremiah 30:20–21, Jeremiah 31:1, Jeremiah 31:2–3, Jeremiah 31:4–5, Jeremiah 31:7, Jeremiah 31:8, Jeremiah 31:10–11, Jeremiah 31:12, Jeremiah 31:13, Jeremiah 31:15, Jeremiah 31:16–17, Jeremiah 31:18–20, Jeremiah 31:24, Jeremiah 31:27–28, Jeremiah 31:29–30, Jeremiah 31:30, Jeremiah 31:33–34, Jeremiah 31:35–36, Jeremiah 31:37, Jeremiah 31:38–40, Jeremiah 32:1–2, Jeremiah 32:2, Jeremiah 32:3–5, Jeremiah 32:6–7, Jeremiah 32:10–12, Jeremiah 32:13–14, Jeremiah 32:15, Jeremiah 32:16–17, Jeremiah 32:21, Jeremiah 32:23, Jeremiah 32:25, Jeremiah 32:28, Jeremiah 32:31–32, Jeremiah 32:33–35, Jeremiah 32:36–37, Jeremiah 32:38–40, Jeremiah 32:42, Jeremiah 33:1–3, Jeremiah 33:4–5, Jeremiah 33:6–8, Jeremiah 33:9, Jeremiah 33:12–13, Jeremiah 33:14–16, Jeremiah 33:17–18, Jeremiah 33:20–21, Jeremiah 33:22, Jeremiah 33:23–24, Jeremiah 33:25–26, Jeremiah 34:1, Jeremiah 34:2–3, Jeremiah 34:4–5, Jeremiah 34:10–11, Jeremiah 34:12–14, Jeremiah 34:15–16, Jeremiah 34:17, Jeremiah 34:18–19, Jeremiah 34:20, Jeremiah 34:21–22, Jeremiah 35:1–2, Jeremiah 35:5–6, Jeremiah 35:6, Jeremiah 35:7, Jeremiah 35:8–11, Jeremiah 35:11, Jeremiah 35:12–14, Jeremiah 35:15, Jeremiah 35:17, Jeremiah 35:18–19, Jeremiah 36:1–3, Jeremiah 36:4–6, Jeremiah 36:7–8, Jeremiah 36:9–10, Jeremiah 36:12, Jeremiah 36:13–14, Jeremiah 36:16, Jeremiah 36:17–19, Jeremiah 36:23, Jeremiah 36:24, Jeremiah 36:25, Jeremiah 36:27–29, Jeremiah 36:30–31, Jeremiah 37:1, Jeremiah 37:1–2, Jeremiah 37:3, Jeremiah 37:5, Jeremiah 37:6–8, Jeremiah 37:7, Jeremiah 37:11–12, Jeremiah 37:13, Jeremiah 37:14–15, Jeremiah 37:16–17, Jeremiah 37:18–20, Jeremiah 37:21, Jeremiah 38:2, Jeremiah 38:2 (#2), Jeremiah 38:3, Jeremiah 38:4, Jeremiah 38:6, Jeremiah 38:7–8, Jeremiah 38:10, Jeremiah 38:15, Jeremiah 38:16, Jeremiah 38:17–18, Jeremiah 38:19, Jeremiah 38:20, Jeremiah 38:22–23, Jeremiah 38:24–26, Jeremiah 38:27–28, Jeremiah 39:1, Jeremiah 39:2, Jeremiah 39:3, Jeremiah 39:4, Jeremiah 39:5, Jeremiah 39:6, Jeremiah 39:7, Jeremiah 39:8, Jeremiah 39:9, Jeremiah 39:10, Jeremiah 39:10 (#2), Jeremiah 39:11–12, Jeremiah 39:14, Jeremiah 39:15–16, Jeremiah 39:17, Jeremiah 39:18, Jeremiah 40:1, Jeremiah 40:2, Jeremiah 40:2 (#2), Jeremiah 40:4, Jeremiah 40:5, Jeremiah 40:6, Jeremiah 40:7–8, Jeremiah 40:9, Jeremiah 40:10, Jeremiah 40:11–12, Jeremiah 40:13–14, Jeremiah 40:14, Jeremiah 40:15, Jeremiah 40:16, Jeremiah 41:1–3, Jeremiah 41:2–3, Jeremiah 41:4–5, Jeremiah 41:5, Jeremiah 41:6, Jeremiah 41:7, Jeremiah 41:8, Jeremiah 41:9, Jeremiah 41:10, Jeremiah 41:11–12, Jeremiah 41:13–14, Jeremiah 41:15, Jeremiah 41:17, Jeremiah 41:17 (#2), Jeremiah 41:17 (#3), Jeremiah 41:18, Jeremiah 42:1–3, Jeremiah 42:4, Jeremiah 42:5–6, Jeremiah 42:7, Jeremiah 42:11–12, Jeremiah 42:15–17, Jeremiah 42:18, Jeremiah 42:19, Jeremiah 42:20–22, Jeremiah 43:1, Jeremiah 43:3, Jeremiah 43:4–7, Jeremiah 43:8–10, Jeremiah 43:11, Jeremiah 43:12–13, Jeremiah 44:2–3, Jeremiah 44:4, Jeremiah 44:5, Jeremiah 44:6, Jeremiah 44:7, Jeremiah 44:8, Jeremiah 44:8 (#2), Jeremiah 44:10, Jeremiah 44:11–12, Jeremiah 44:14, Jeremiah 44:17, Jeremiah 44:22, Jeremiah 44:22 (#2), Jeremiah 44:23, Jeremiah 44:25, Jeremiah 44:26–27, Jeremiah 44:28, Jeremiah 44:29, Jeremiah 44:30, Jeremiah 45:1–3, Jeremiah 45:4, Jeremiah 45:5, Jeremiah 45:5 (#2), Jeremiah 46:1–4, Jeremiah 46:2, Jeremiah 46:5–6, Jeremiah 46:7–8, Jeremiah 46:10, Jeremiah 46:11–12, Jeremiah 46:13–14, Jeremiah 46:15, Jeremiah 46:16–17, Jeremiah 46:19, Jeremiah 46:20–21, Jeremiah 46:21, Jeremiah 46:23–24, Jeremiah 46:25–26, Jeremiah 46:27–28, Jeremiah 47:1–2, Jeremiah 47:3–4, Jeremiah 47:6–7, Jeremiah 47:7, Jeremiah 48:1–2, Jeremiah 48:3–5, Jeremiah 48:7, Jeremiah 48:8, Jeremiah 48:9, Jeremiah 48:10, Jeremiah 48:11–12, Jeremiah 48:15–16, Jeremiah 48:17, Jeremiah 48:18–20, Jeremiah 48:21–25, Jeremiah 48:26–27, Jeremiah 48:28–29, Jeremiah 48:30–32, Jeremiah 48:33, Jeremiah 48:35, Jeremiah 48:36–37, Jeremiah 48:38–39, Jeremiah 48:40–41, Jeremiah 48:42–44, Jeremiah 48:45, Jeremiah 48:46–47, Jeremiah 49:1, Jeremiah 49:2, Jeremiah 49:3, Jeremiah 49:4, Jeremiah 49:5, Jeremiah 49:6, Jeremiah 49:7, Jeremiah 49:8, Jeremiah 49:8 (#2), Jeremiah 49:11, Jeremiah 49:12, Jeremiah 49:13, Jeremiah 49:14, Jeremiah 49:15, Jeremiah 49:16, Jeremiah 49:17–18, Jeremiah 49:19, Jeremiah 49:20, Jeremiah 49:21–22, Jeremiah 49:23–24, Jeremiah 49:26–27, Jeremiah 49:28–29, Jeremiah 49:30, Jeremiah 49:30–31, Jeremiah 49:32, Jeremiah 49:33, Jeremiah 49:34, Jeremiah 49:34–36, Jeremiah 49:37–38, Jeremiah 49:39, Jeremiah 50:2, Jeremiah 50:3, Jeremiah 50:4–5, Jeremiah 50:6, Jeremiah 50:7, Jeremiah 50:8–10, Jeremiah 50:11–13, Jeremiah 50:14–15, Jeremiah 50:16, Jeremiah 50:17–18, Jeremiah 50:19–20, Jeremiah 50:21–22, Jeremiah 50:23–24, Jeremiah 50:25–26, Jeremiah 50:27–28, Jeremiah 50:29–30, Jeremiah 50:31–32, Jeremiah 50:33–34, Jeremiah 50:35–37, Jeremiah 50:38–40, Jeremiah 50:41–42, Jeremiah 50:43, Jeremiah 50:44, Jeremiah 50:45–46, Jeremiah 51:1–2, Jeremiah 51:3–4, Jeremiah 51:5, Jeremiah 51:6, Jeremiah 51:7, Jeremiah 51:7–8, Jeremiah 51:9–10, Jeremiah 51:11, Jeremiah 51:13–14, Jeremiah 51:15, Jeremiah 51:15–16, Jeremiah 51:17–18, Jeremiah 51:19, Jeremiah 51:20, Jeremiah 51:24, Jeremiah 51:25–26, Jeremiah 51:27–28, Jeremiah 51:29, Jeremiah 51:30–32, Jeremiah 51:33, Jeremiah 51:34–35, Jeremiah 51:36–37, Jeremiah 51:39–40, Jeremiah 51:41, Jeremiah 51:43–44, Jeremiah 51:45–46, Jeremiah 51:48–49, Jeremiah 51:50, Jeremiah 51:51, Jeremiah 51:52–53, Jeremiah 51:54–56, Jeremiah 51:58, Jeremiah 51:59, Jeremiah 51:60, Jeremiah 51:61, Jeremiah 51:62, Jeremiah 51:63, Jeremiah 51:63–64, Jeremiah 52:1–2, Jeremiah 52:4–5, Jeremiah 52:6–8, Jeremiah 52:9–11, Jeremiah 52:12–14, Jeremiah 52:15–16, Jeremiah 52:17–19, Jeremiah 52:24–25, Jeremiah 52:26–27, Jeremiah 52:28–30, Jeremiah 52:31, Jeremiah 52:32–34</w:t>
       </w:r>
       <w:r>
         <w:rPr>

--- a/eng/docx/24.content.docx
+++ b/eng/docx/24.content.docx
@@ -123,19 +123,6 @@
           <w:lang w:val="en_US" w:bidi="en_US"/>
         </w:rPr>
         <w:t>JER</w:t>
-      </w:r>
-      <w:r>
-        <w:rPr>
-          <w:lang w:val="en_US" w:bidi="en_US"/>
-        </w:rPr>
-      </w:r>
-    </w:p>
-    <w:p>
-      <w:pPr/>
-      <w:r>
-        <w:rPr>
-          <w:lang w:val="en_US" w:bidi="en_US"/>
-        </w:rPr>
       </w:r>
       <w:r>
         <w:rPr>

--- a/eng/docx/24.content.docx
+++ b/eng/docx/24.content.docx
@@ -19,7 +19,7 @@
         <w:rPr>
           <w:lang w:val="en_US" w:bidi="en_US"/>
         </w:rPr>
-        <w:t>Resource: Translation Questions (unfoldingWord)</w:t>
+        <w:t>Resource: unfoldingWord® Translation Questions</w:t>
       </w:r>
       <w:r>
         <w:rPr>
@@ -85,7 +85,7 @@
         <w:rPr>
           <w:lang w:val="en_US" w:bidi="en_US"/>
         </w:rPr>
-        <w:t>Translation Questions (unfoldingWord)</w:t>
+        <w:t>unfoldingWord® Translation Questions</w:t>
       </w:r>
     </w:p>
     <w:p>
